--- a/files/Eyas_Hamad_CV_ATS.docx
+++ b/files/Eyas_Hamad_CV_ATS.docx
@@ -1292,6 +1292,21 @@
       </w:r>
       <w:r>
         <w:t>parametric modelling, reinforcement detailing, quantity surveying</w:t>
+      </w:r>
+    </w:p>
+    <w:p>
+      <w:pPr>
+        <w:pStyle w:val="ListBullet"/>
+      </w:pPr>
+      <w:r>
+        <w:rPr>
+          <w:b/>
+          <w:color w:val="030404"/>
+        </w:rPr>
+        <w:t xml:space="preserve">Website: </w:t>
+      </w:r>
+      <w:r>
+        <w:t>https://hamadadam67-dot.github.io/portfolio/</w:t>
       </w:r>
     </w:p>
     <w:p>
@@ -1779,31 +1794,31 @@
       </w:rPr>
     </w:lvl>
   </w:abstractNum>
-  <w:num w:numId="1" w16cid:durableId="387606978">
+  <w:num w:numId="1" w16cid:durableId="1807426116">
     <w:abstractNumId w:val="8"/>
   </w:num>
-  <w:num w:numId="2" w16cid:durableId="1257979109">
+  <w:num w:numId="2" w16cid:durableId="1717243963">
     <w:abstractNumId w:val="6"/>
   </w:num>
-  <w:num w:numId="3" w16cid:durableId="689718655">
+  <w:num w:numId="3" w16cid:durableId="908005672">
     <w:abstractNumId w:val="5"/>
   </w:num>
-  <w:num w:numId="4" w16cid:durableId="8341744">
+  <w:num w:numId="4" w16cid:durableId="1970476641">
     <w:abstractNumId w:val="4"/>
   </w:num>
-  <w:num w:numId="5" w16cid:durableId="807477545">
+  <w:num w:numId="5" w16cid:durableId="1583103558">
     <w:abstractNumId w:val="7"/>
   </w:num>
-  <w:num w:numId="6" w16cid:durableId="1652976551">
+  <w:num w:numId="6" w16cid:durableId="720983695">
     <w:abstractNumId w:val="3"/>
   </w:num>
-  <w:num w:numId="7" w16cid:durableId="1983775137">
+  <w:num w:numId="7" w16cid:durableId="480122040">
     <w:abstractNumId w:val="2"/>
   </w:num>
-  <w:num w:numId="8" w16cid:durableId="1117406144">
+  <w:num w:numId="8" w16cid:durableId="1940064704">
     <w:abstractNumId w:val="1"/>
   </w:num>
-  <w:num w:numId="9" w16cid:durableId="1235239213">
+  <w:num w:numId="9" w16cid:durableId="1598362526">
     <w:abstractNumId w:val="0"/>
   </w:num>
 </w:numbering>
